--- a/ACTIVIDADES/DIA-9.docx
+++ b/ACTIVIDADES/DIA-9.docx
@@ -490,7 +490,7 @@
               <w:rPr>
                 <w:rtl w:val="0"/>
               </w:rPr>
-              <w:t xml:space="preserve">23 de septiembre de 2026</w:t>
+              <w:t>21 de septiembre de 2026</w:t>
             </w:r>
           </w:p>
         </w:tc>
